--- a/tillsyn/A 22516-2025 tillsynsbegäran.docx
+++ b/tillsyn/A 22516-2025 tillsynsbegäran.docx
@@ -35,7 +35,7 @@
     </w:p>
     <w:p>
       <w:r>
-        <w:t>I avverkningsanmälan har följande 5 naturvårdsarter hittats: lunglav (NT), svartvit flugsnappare (NT, §4), tretåig hackspett (NT, §4), kungsfågel (§4) och revlummer (§9). Av dessa är 3 rödlistade. För rödlistade arter har rödlistekategorin angivits inom parentes. För fridlysta arter anges även paragrafen i Artskyddsförordningen som arten är fridlyst enligt.</w:t>
+        <w:t>I avverkningsanmälan har följande 17 naturvårdsarter hittats: gammelgransskål (NT), garnlav (NT), lunglav (NT), rosenticka (NT), stjärntagging (NT), svartvit flugsnappare (NT, §4), tretåig hackspett (NT, §4), ullticka (NT), vitgrynig nållav (NT), bollvitmossa (S), dropptaggsvamp (S), norrlandslav (S), spindelblomster (S, §8), stuplav (S), vedticka (S), kungsfågel (§4) och revlummer (§9). Av dessa är 9 rödlistade. För rödlistade arter har rödlistekategorin angivits inom parentes. Arter som är signalarter enligt Skogsstyrelsen har markerats med (S). För fridlysta arter anges även paragrafen i Artskyddsförordningen som arten är fridlyst enligt.</w:t>
       </w:r>
     </w:p>
     <w:p>
@@ -95,10 +95,114 @@
         <w:rPr>
           <w:b/>
         </w:rPr>
+        <w:t>Gammelgransskål (NT)</w:t>
+      </w:r>
+      <w:r>
+        <w:t xml:space="preserve"> är en liten skålsvamp som växer på gamla granar med skrovlig bark. Typiska växtplatser är gransumpskog i myrkanter, bäckdråg, bäckraviner och skuggiga bergssluttningar, men också skog på torrare mark kan hysa arten om beståndet har stark naturskogskaraktär. Bestånd med arten bör behandlas som nyckelbiotoper och sparas vid en slutavverkning. Även gallring bör undvikas (SLU Artdatabanken, 2024; Nitare &amp; Skogsstyrelsen, 2019).</w:t>
+      </w:r>
+    </w:p>
+    <w:p>
+      <w:r>
+        <w:rPr>
+          <w:b/>
+        </w:rPr>
+        <w:t>Garnlav (NT)</w:t>
+      </w:r>
+      <w:r>
+        <w:t xml:space="preserve"> är en utpräglad barrskogsart som ibland kan drapera träden i norrländska grannaturskogar med hög luftfuktighet. Den förekommer även i talldominerade bestånd där den, förutom i trädens grenverk, påträffas hängande över ojämnheter i tallbarken. Arten har minskat starkt i södra och mellersta Sverige och den minskar även i sitt nordliga utbredningsområde. Orsaken till tillbakagången beror främst på slutavverkningar av naturskogsartade skogar. Bestånd med riklig förekomst bör regelmässigt sparas. Garnlav är värdväxt för den mycket sällsynta och akut hotade fjärilen barrskogslavfly (CR) som hör hemma i boreala barrskogar med riklig förekomst av värdväxten. Tidigare kunde arten konstateras årligen på flera platser vid Dala-Floda i Dalarna innan lokalerna kalavverkades. Senaste fyndet i landet av barrskogslavfly är från år 2000 då den påträffades vid Högberget i Sollefteå kommun (SLU Artdatabanken, 2024).</w:t>
+      </w:r>
+    </w:p>
+    <w:p>
+      <w:r>
+        <w:rPr>
+          <w:b/>
+        </w:rPr>
         <w:t>Lunglav (NT)</w:t>
       </w:r>
       <w:r>
         <w:t xml:space="preserve"> är en av vårt lands främsta signalarter som överallt indikerar gamla lövträd, skogsbestånd med höga naturvärden och ekosystem med lång skoglig kontinuitet. Lokalt kan förekomsten vara mycket riklig men den hittas nästan enbart i gamla och ej slutavverkade skogar. Artens samtliga förekomster bör uppmärksammas från naturvårdssynpunkt, då många lokaler även hyser andra ovanliga och rödlistade arter. Rikliga förekomster bör skyddas med biotopskydd, frivilliga avsättningar eller reservat (SLU Artdatabanken, 2024; Nitare &amp; Skogsstyrelsen, 2019).</w:t>
+      </w:r>
+    </w:p>
+    <w:p>
+      <w:r>
+        <w:rPr>
+          <w:b/>
+        </w:rPr>
+        <w:t>Rosenticka (NT)</w:t>
+      </w:r>
+      <w:r>
+        <w:t>, rödlistad som nära hotad, ingår i en karaktäristisk association av vedsvampar som växer på gamla, grova granlågor i urskogsartade barrskogar. Den är placerad i toppen av Skogsstyrelsens värdepyramid för bedömning av skog med höga naturvärden och indikerar ett granskogsekosystem med långvarig kontinuitet av grova lågor. Artens beroende av grova granlågor innebär att alla skogsskötselåtgärder på eller i omedelbar närhet av lokalerna utgör ett hot på lång sikt. Det är angeläget att populationerna inte ytterligare glesas ut och ett tillräckligt antal områden där arten nu finns måste sparas för framtiden (Nitare &amp; Skogsstyrelsen, 2019; SLU Artdatabanken, 2024).</w:t>
+      </w:r>
+    </w:p>
+    <w:p>
+      <w:r>
+        <w:rPr>
+          <w:b/>
+        </w:rPr>
+        <w:t>Stjärntagging (NT)</w:t>
+      </w:r>
+      <w:r>
+        <w:t xml:space="preserve"> signalerar inom hela sitt utbredningsområde höga naturvärden. Svampen är uttorkningskänslig och beroende av ett oförändrat fuktigt mikroklimat. Den är även beroende av en ständig tillgång på död ved i olika nedbrytningsstadier, dock ej nödvändigtvis grova träd. Tidigare påverkan på miljön måste dock ha varit så skonsam att det naturliga skogsekosystemet till stora delar har bevarats. Minskningstakten för den svenska populationen bedöms vara nära gränsvärdet för Sårbar (VU) (SLU Artdatabanken, 2024; Nitare &amp; Skogsstyrelsen, 2019).</w:t>
+      </w:r>
+    </w:p>
+    <w:p>
+      <w:r>
+        <w:rPr>
+          <w:b/>
+        </w:rPr>
+        <w:t>Stuplav</w:t>
+      </w:r>
+      <w:r>
+        <w:t xml:space="preserve"> är en mycket bra signalart i hela sitt utbredningsområde och förekommer nästan enbart i skogsmiljöer med höga naturvärden. Den indikerar långvarig förekomst av gamla lövträd och miljöer med konstant hög luftfuktighet. I skogar med suboceaniskt klimat finns det en mycket sällsynt parasit, njurlavsknapp </w:t>
+      </w:r>
+      <w:r>
+        <w:rPr>
+          <w:i/>
+        </w:rPr>
+        <w:t>Pletocarpon nephromeum</w:t>
+      </w:r>
+      <w:r>
+        <w:t xml:space="preserve"> (EN), som växer på stuplav (SLU Artdatabanken, 2024; Nitare &amp; Skogsstyrelsen, 2019).</w:t>
+      </w:r>
+    </w:p>
+    <w:p>
+      <w:r>
+        <w:rPr>
+          <w:b/>
+        </w:rPr>
+        <w:t>Ullticka (NT)</w:t>
+      </w:r>
+      <w:r>
+        <w:t xml:space="preserve"> är knuten till restbestånd av barrnaturskog och förekommer med ett tydligt optimum i orörda eller måttligt påverkade gamla granskogar där det föreligger viss kontinuitet av grov död ved. Ullticka är en bra signalart inom hela sitt utbredningsområde och i södra Sverige är den sällsynt och en god signalart för skyddsvärda granskogsmiljöer. Den hotas av avverkning och fragmentering av naturskog och äldre granskog med lång trädkontinuitet. På ullticka kan ibland ulltickeporing (VU) påträffas - det är en sällsynt ticka som nyligen delats upp i tre olika arter: </w:t>
+      </w:r>
+      <w:r>
+        <w:rPr>
+          <w:i/>
+        </w:rPr>
+        <w:t xml:space="preserve">Skeletocutis brevispora </w:t>
+      </w:r>
+      <w:r>
+        <w:t>(ulltickeporing)</w:t>
+      </w:r>
+      <w:r>
+        <w:rPr>
+          <w:i/>
+        </w:rPr>
+        <w:t>, Skeletocutis delicata och Skeletocutis exilis</w:t>
+      </w:r>
+      <w:r>
+        <w:t>. De två sistnämnda arterna står för närvarande (2020) som ej bedömda i rödlistan (SLU Artdatabanken, 2024; Nitare &amp; Skogsstyrelsen, 2019; Miettinen &amp; Niemelä, 2018).</w:t>
+      </w:r>
+    </w:p>
+    <w:p>
+      <w:r>
+        <w:rPr>
+          <w:b/>
+        </w:rPr>
+        <w:t>Vitgrynig nållav (NT)</w:t>
+      </w:r>
+      <w:r>
+        <w:t xml:space="preserve"> växer nästan uteslutande på bark av gamla, senvuxna granar i skuggiga lägen med hög och jämn luftfuktighet. Den vanligaste naturtypen för arten är kontinuitetsskogar på frisk mark men den finns också i sumpgranskogar. På lång sikt utgör avverkningar av olikåldriga granskogar av naturskogskaraktär ett allvarligt hot mot arten och skogsbruksåtgärder på eller i närheten av växtplatserna bör undvikas. Naturskogsartade, fuktiga granskogar med förekomster av arten signalerar höga biologiska värden och bör bevaras (SLU Artdatabanken, 2024; Nitare &amp; Skogsstyrelsen, 2019).</w:t>
       </w:r>
     </w:p>
     <w:p>
@@ -111,7 +215,7 @@
     </w:p>
     <w:p>
       <w:r>
-        <w:t>Följande fridlysta arter har sina livsmiljöer och växtplatser i den avverkningsanmälda skogen: svartvit flugsnappare (NT, §4), tretåig hackspett (NT, §4), kungsfågel (§4) och revlummer (§9).</w:t>
+        <w:t>Följande fridlysta arter har sina livsmiljöer och växtplatser i den avverkningsanmälda skogen: svartvit flugsnappare (NT, §4), tretåig hackspett (NT, §4), spindelblomster (S, §8), kungsfågel (§4) och revlummer (§9).</w:t>
       </w:r>
     </w:p>
     <w:p>
@@ -126,6 +230,17 @@
       </w:r>
       <w:r>
         <w:t>(artikel 1). Vidare att de åtgärder som vidtas inte får leda till en försämring av den nuvarande situationen beträffande bevarandet av de fågelarter som avses i artikel 1 (artikel 13). Fågeldirektivet är styrande för tillsynsansvariga myndigheters ärendehantering, ställningstaganden och beslutsfattande.</w:t>
+      </w:r>
+    </w:p>
+    <w:p>
+      <w:r>
+        <w:rPr>
+          <w:b/>
+        </w:rPr>
+        <w:t>Spindelblomster (§8)</w:t>
+      </w:r>
+      <w:r>
+        <w:t xml:space="preserve"> växer i äldre mossrik granskog eller barrblandskog, men även i fjällbjörkskog. Arten indikerar långvarig trädkontinuitet och hög luftfuktighet och är mycket känslig för uttorkning och markskador. Spindelblomster har i många trakter minskat starkt under senare tid på grund av slutavverkningar och skogsmarksdikning (Nitare &amp; Skogsstyrelsen, 2019).</w:t>
       </w:r>
     </w:p>
     <w:p>
@@ -531,7 +646,7 @@
     <w:r>
       <w:tab/>
       <w:tab/>
-      <w:t>2025-05-30</w:t>
+      <w:t>2025-06-01</w:t>
       <w:br/>
       <w:br/>
     </w:r>

--- a/tillsyn/A 22516-2025 tillsynsbegäran.docx
+++ b/tillsyn/A 22516-2025 tillsynsbegäran.docx
@@ -646,7 +646,7 @@
     <w:r>
       <w:tab/>
       <w:tab/>
-      <w:t>2025-06-01</w:t>
+      <w:t>2025-06-02</w:t>
       <w:br/>
       <w:br/>
     </w:r>

--- a/tillsyn/A 22516-2025 tillsynsbegäran.docx
+++ b/tillsyn/A 22516-2025 tillsynsbegäran.docx
@@ -88,6 +88,17 @@
       </w:pPr>
       <w:r>
         <w:t>Figur 1. Fyndplatser för naturvårdsarter i det avverkningsanmälda området (röd linje). Markörer utan svart kant är placerade på fyndplatsen. Markörer med svart kant är placerade vid sidan av fyndplatsen och har ett svart streck som visar fyndplatsens exakta position. Kartans mittpunktskoordinat är N 7054537, E 600063 i SWEREF 99 TM.</w:t>
+      </w:r>
+    </w:p>
+    <w:p>
+      <w:r>
+        <w:rPr>
+          <w:b/>
+        </w:rPr>
+        <w:t xml:space="preserve">Bollvitmossa </w:t>
+      </w:r>
+      <w:r>
+        <w:t>är en bra signalart inom hela sitt utbredningsområde. Vanligast är den i naturvårdsintressanta tallsumpskogar. Även gransumpskogar med bollvitmossa har normalt höga naturvärden. Arten indikerar skogsmark med stabila hydrologiska förhållanden och sannolikt även lång skoglig kontinuitet (Nitare &amp; Skogsstyrelsen, 2019).</w:t>
       </w:r>
     </w:p>
     <w:p>
@@ -646,7 +657,7 @@
     <w:r>
       <w:tab/>
       <w:tab/>
-      <w:t>2025-06-02</w:t>
+      <w:t>2025-06-03</w:t>
       <w:br/>
       <w:br/>
     </w:r>

--- a/tillsyn/A 22516-2025 tillsynsbegäran.docx
+++ b/tillsyn/A 22516-2025 tillsynsbegäran.docx
@@ -657,7 +657,7 @@
     <w:r>
       <w:tab/>
       <w:tab/>
-      <w:t>2025-06-03</w:t>
+      <w:t>2025-06-04</w:t>
       <w:br/>
       <w:br/>
     </w:r>

--- a/tillsyn/A 22516-2025 tillsynsbegäran.docx
+++ b/tillsyn/A 22516-2025 tillsynsbegäran.docx
@@ -657,7 +657,7 @@
     <w:r>
       <w:tab/>
       <w:tab/>
-      <w:t>2025-06-04</w:t>
+      <w:t>2025-06-05</w:t>
       <w:br/>
       <w:br/>
     </w:r>

--- a/tillsyn/A 22516-2025 tillsynsbegäran.docx
+++ b/tillsyn/A 22516-2025 tillsynsbegäran.docx
@@ -657,7 +657,7 @@
     <w:r>
       <w:tab/>
       <w:tab/>
-      <w:t>2025-06-05</w:t>
+      <w:t>2025-06-13</w:t>
       <w:br/>
       <w:br/>
     </w:r>

--- a/tillsyn/A 22516-2025 tillsynsbegäran.docx
+++ b/tillsyn/A 22516-2025 tillsynsbegäran.docx
@@ -657,7 +657,7 @@
     <w:r>
       <w:tab/>
       <w:tab/>
-      <w:t>2025-06-13</w:t>
+      <w:t>2025-06-15</w:t>
       <w:br/>
       <w:br/>
     </w:r>

--- a/tillsyn/A 22516-2025 tillsynsbegäran.docx
+++ b/tillsyn/A 22516-2025 tillsynsbegäran.docx
@@ -657,7 +657,7 @@
     <w:r>
       <w:tab/>
       <w:tab/>
-      <w:t>2025-06-15</w:t>
+      <w:t>2025-06-16</w:t>
       <w:br/>
       <w:br/>
     </w:r>

--- a/tillsyn/A 22516-2025 tillsynsbegäran.docx
+++ b/tillsyn/A 22516-2025 tillsynsbegäran.docx
@@ -657,7 +657,7 @@
     <w:r>
       <w:tab/>
       <w:tab/>
-      <w:t>2025-06-16</w:t>
+      <w:t>2025-06-17</w:t>
       <w:br/>
       <w:br/>
     </w:r>

--- a/tillsyn/A 22516-2025 tillsynsbegäran.docx
+++ b/tillsyn/A 22516-2025 tillsynsbegäran.docx
@@ -657,7 +657,7 @@
     <w:r>
       <w:tab/>
       <w:tab/>
-      <w:t>2025-06-17</w:t>
+      <w:t>2025-06-18</w:t>
       <w:br/>
       <w:br/>
     </w:r>

--- a/tillsyn/A 22516-2025 tillsynsbegäran.docx
+++ b/tillsyn/A 22516-2025 tillsynsbegäran.docx
@@ -35,7 +35,7 @@
     </w:p>
     <w:p>
       <w:r>
-        <w:t>I avverkningsanmälan har följande 17 naturvårdsarter hittats: gammelgransskål (NT), garnlav (NT), lunglav (NT), rosenticka (NT), stjärntagging (NT), svartvit flugsnappare (NT, §4), tretåig hackspett (NT, §4), ullticka (NT), vitgrynig nållav (NT), bollvitmossa (S), dropptaggsvamp (S), norrlandslav (S), spindelblomster (S, §8), stuplav (S), vedticka (S), kungsfågel (§4) och revlummer (§9). Av dessa är 9 rödlistade. För rödlistade arter har rödlistekategorin angivits inom parentes. Arter som är signalarter enligt Skogsstyrelsen har markerats med (S). För fridlysta arter anges även paragrafen i Artskyddsförordningen som arten är fridlyst enligt.</w:t>
+        <w:t>I avverkningsanmälan har följande 22 naturvårdsarter hittats: rynkskinn (VU), gammelgransskål (NT), garnlav (NT), granticka (NT), Leptoporus mollis (NT), lunglav (NT), rosenticka (NT), stjärntagging (NT), svartvit flugsnappare (NT, §4), tallticka (NT), tretåig hackspett (NT, §4), ullticka (NT), vedskivlav (NT), vitgrynig nållav (NT), bollvitmossa (S), dropptaggsvamp (S), norrlandslav (S), spindelblomster (S, §8), stuplav (S), vedticka (S), kungsfågel (§4) och revlummer (§9). Av dessa är 14 rödlistade. För rödlistade arter har rödlistekategorin angivits inom parentes. Arter som är signalarter enligt Skogsstyrelsen har markerats med (S). För fridlysta arter anges även paragrafen i Artskyddsförordningen som arten är fridlyst enligt.</w:t>
       </w:r>
     </w:p>
     <w:p>
@@ -128,6 +128,44 @@
         <w:rPr>
           <w:b/>
         </w:rPr>
+        <w:t>Granticka (NT)</w:t>
+      </w:r>
+      <w:r>
+        <w:t xml:space="preserve"> förekommer främst i äldre skogar med naturskogskaraktär, liksom i dimensionsavverkade och plockhuggna skogar. I äldre grannaturskog i norra Sverige är den alltjämt en förhållandevis vanlig karaktärsart, medan den längre söderut blir allt mer sällsynt. I Götaland och delar av Svealand är den en god signalart för skyddsvärda granskogsmiljöer. Arten bedöms ha minskat starkt under senare år på grund av skogsavverkningar, då den framför allt växer i äldre granskog med långvarig grankontinuitet. I urskogsliknande bestånd i norra Sverige kan ibland påträffas den mycket sällsynta tickan grantickeporing (VU), som lever på döda grantickor (SLU Artdatabanken, 2024; Nitare &amp; Skogsstyrelsen, 2019).</w:t>
+      </w:r>
+    </w:p>
+    <w:p>
+      <w:r>
+        <w:rPr>
+          <w:b/>
+          <w:i/>
+        </w:rPr>
+        <w:t xml:space="preserve">Leptoporus mollis </w:t>
+      </w:r>
+      <w:r>
+        <w:rPr>
+          <w:b/>
+        </w:rPr>
+        <w:t>(NT)</w:t>
+      </w:r>
+      <w:r>
+        <w:t xml:space="preserve"> är granens kötticka och har klassificerats som ”gammelskogsindikator”, då den förekommer med ett tydligt optimum i äldre barrskogar, främst fuktiga granskogar. Den har högst signalvärde söder om den naturliga norrlandsgränsen </w:t>
+      </w:r>
+      <w:r>
+        <w:rPr>
+          <w:i/>
+        </w:rPr>
+        <w:t>limes norrlandicus</w:t>
+      </w:r>
+      <w:r>
+        <w:t>, men signalerar vanligtvis höga naturvärden även i Norrland. Arten är knuten till miljöer med konstant luftfuktighet och känslig för uttorkning som en avverkning kan medföra. Den totala populationen bedöms därför ha minskat under de senaste 30 åren och fortsätter att minska i takt med att grankontinuitetsskogar (skogar som inte kalavverkats) minskar i areal, samtidigt som att lämpliga miljöer inte återskapas i samma takt (SLU Artdatabanken, 2024; Nitare &amp; Skogsstyrelsen, 2019).</w:t>
+      </w:r>
+    </w:p>
+    <w:p>
+      <w:r>
+        <w:rPr>
+          <w:b/>
+        </w:rPr>
         <w:t>Lunglav (NT)</w:t>
       </w:r>
       <w:r>
@@ -143,6 +181,17 @@
       </w:r>
       <w:r>
         <w:t>, rödlistad som nära hotad, ingår i en karaktäristisk association av vedsvampar som växer på gamla, grova granlågor i urskogsartade barrskogar. Den är placerad i toppen av Skogsstyrelsens värdepyramid för bedömning av skog med höga naturvärden och indikerar ett granskogsekosystem med långvarig kontinuitet av grova lågor. Artens beroende av grova granlågor innebär att alla skogsskötselåtgärder på eller i omedelbar närhet av lokalerna utgör ett hot på lång sikt. Det är angeläget att populationerna inte ytterligare glesas ut och ett tillräckligt antal områden där arten nu finns måste sparas för framtiden (Nitare &amp; Skogsstyrelsen, 2019; SLU Artdatabanken, 2024).</w:t>
+      </w:r>
+    </w:p>
+    <w:p>
+      <w:r>
+        <w:rPr>
+          <w:b/>
+        </w:rPr>
+        <w:t>Rynkskinn (VU)</w:t>
+      </w:r>
+      <w:r>
+        <w:t>, rödlistad som sårbar, är en vednedbrytare som växer på grova granlågor och ingår i en karaktäristisk association av vedsvampar knutna till urskogsartade barrskogar. Den har klassificerats som en “urskogsindikator” och är placerad i toppen av Skogsstyrelsens värdepyramid för bedömning av skog med höga naturvärden. Allt tyder på att rynkskinn är mycket känslig för skogliga ingrepp (Nitare &amp; Skogsstyrelsen, 2019; SLU Artdatabanken, 2024).</w:t>
       </w:r>
     </w:p>
     <w:p>
@@ -181,6 +230,17 @@
         <w:rPr>
           <w:b/>
         </w:rPr>
+        <w:t xml:space="preserve">Tallticka (NT) </w:t>
+      </w:r>
+      <w:r>
+        <w:t>uppträder först på tallar som är 100–150 år gamla men är vanligast på träd som är runt 150–200 år eller äldre. I skogslandskapet är den främst knuten till tallnaturskogar och restbiotoper med biologiskt gamla träd och signalerar vanligtvis skyddsvärda tallbestånd med höga naturvärden (SLU Artdatabanken, 2023; Nitare &amp; Skogsstyrelsen, 2019).</w:t>
+      </w:r>
+    </w:p>
+    <w:p>
+      <w:r>
+        <w:rPr>
+          <w:b/>
+        </w:rPr>
         <w:t>Ullticka (NT)</w:t>
       </w:r>
       <w:r>
@@ -203,6 +263,17 @@
       </w:r>
       <w:r>
         <w:t>. De två sistnämnda arterna står för närvarande (2020) som ej bedömda i rödlistan (SLU Artdatabanken, 2024; Nitare &amp; Skogsstyrelsen, 2019; Miettinen &amp; Niemelä, 2018).</w:t>
+      </w:r>
+    </w:p>
+    <w:p>
+      <w:r>
+        <w:rPr>
+          <w:b/>
+        </w:rPr>
+        <w:t>Vedskivlav (NT)</w:t>
+      </w:r>
+      <w:r>
+        <w:t xml:space="preserve"> växer på gammal, torr, exponerad, hård kärnved av framförallt tall i naturskogsartade bestånd. Avverkning av tallskog av naturskogskaraktär med spår av återkommande bränder är ett hot. Mängden lämplig ved att växa på för vedskivlav minskar, dels på grund av naturlig nedbrytning men framförallt på grund av att de förstörs i samband med slutavverkningar, gallringar och markberedning. Tall- och blandbarrskogar av naturskogskaraktär med spår av återkommande bränder bör skyddas (SLU Artdatabanken, 2024).</w:t>
       </w:r>
     </w:p>
     <w:p>
@@ -657,7 +728,7 @@
     <w:r>
       <w:tab/>
       <w:tab/>
-      <w:t>2025-06-18</w:t>
+      <w:t>2025-06-19</w:t>
       <w:br/>
       <w:br/>
     </w:r>

--- a/tillsyn/A 22516-2025 tillsynsbegäran.docx
+++ b/tillsyn/A 22516-2025 tillsynsbegäran.docx
@@ -728,7 +728,7 @@
     <w:r>
       <w:tab/>
       <w:tab/>
-      <w:t>2025-06-19</w:t>
+      <w:t>2025-06-20</w:t>
       <w:br/>
       <w:br/>
     </w:r>

--- a/tillsyn/A 22516-2025 tillsynsbegäran.docx
+++ b/tillsyn/A 22516-2025 tillsynsbegäran.docx
@@ -728,7 +728,7 @@
     <w:r>
       <w:tab/>
       <w:tab/>
-      <w:t>2025-06-20</w:t>
+      <w:t>2025-06-21</w:t>
       <w:br/>
       <w:br/>
     </w:r>

--- a/tillsyn/A 22516-2025 tillsynsbegäran.docx
+++ b/tillsyn/A 22516-2025 tillsynsbegäran.docx
@@ -728,7 +728,7 @@
     <w:r>
       <w:tab/>
       <w:tab/>
-      <w:t>2025-06-21</w:t>
+      <w:t>2025-06-22</w:t>
       <w:br/>
       <w:br/>
     </w:r>

--- a/tillsyn/A 22516-2025 tillsynsbegäran.docx
+++ b/tillsyn/A 22516-2025 tillsynsbegäran.docx
@@ -35,7 +35,7 @@
     </w:p>
     <w:p>
       <w:r>
-        <w:t>I avverkningsanmälan har följande 22 naturvårdsarter hittats: rynkskinn (VU), gammelgransskål (NT), garnlav (NT), granticka (NT), Leptoporus mollis (NT), lunglav (NT), rosenticka (NT), stjärntagging (NT), svartvit flugsnappare (NT, §4), tallticka (NT), tretåig hackspett (NT, §4), ullticka (NT), vedskivlav (NT), vitgrynig nållav (NT), bollvitmossa (S), dropptaggsvamp (S), norrlandslav (S), spindelblomster (S, §8), stuplav (S), vedticka (S), kungsfågel (§4) och revlummer (§9). Av dessa är 14 rödlistade. För rödlistade arter har rödlistekategorin angivits inom parentes. Arter som är signalarter enligt Skogsstyrelsen har markerats med (S). För fridlysta arter anges även paragrafen i Artskyddsförordningen som arten är fridlyst enligt.</w:t>
+        <w:t>I avverkningsanmälan har följande 30 naturvårdsarter hittats: rynkskinn (VU), sprickporing (VU), gammelgransskål (NT), garnlav (NT), granticka (NT), harticka (NT), järpe (NT, §4), Leptoporus mollis (NT), lunglav (NT), rosenticka (NT), stjärntagging (NT), svartvit flugsnappare (NT, §4), tallticka (NT), tretåig hackspett (NT, §4), ullticka (NT), vedskivlav (NT), violmussling (NT), vitgrynig nållav (NT), bollvitmossa (S), bårdlav (S), dropptaggsvamp (S), lappranunkel (S, §7), luddlav (S), norrlandslav (S), skinnlav (S), spindelblomster (S, §8), stuplav (S), vedticka (S), kungsfågel (§4) och revlummer (§9). Av dessa är 18 rödlistade. För rödlistade arter har rödlistekategorin angivits inom parentes. Arter som är signalarter enligt Skogsstyrelsen har markerats med (S). För fridlysta arter anges även paragrafen i Artskyddsförordningen som arten är fridlyst enligt.</w:t>
       </w:r>
     </w:p>
     <w:p>
@@ -138,6 +138,17 @@
       <w:r>
         <w:rPr>
           <w:b/>
+        </w:rPr>
+        <w:t>Harticka (NT)</w:t>
+      </w:r>
+      <w:r>
+        <w:t xml:space="preserve"> är normalt en mycket bra signalart för granskogar med höga naturvärden. Även när svampen påträffas i mer påverkade skogar är det nästan alltid fråga om skogsmiljöer i sena successionsstadier med höga naturvärden. Skogsskötselåtgärder på eller i omedelbar närhet av växtplatserna kan innebära ett hot mot arten (SLU Artdatabanken, 2024; Nitare &amp; Skogsstyrelsen, 2019).</w:t>
+      </w:r>
+    </w:p>
+    <w:p>
+      <w:r>
+        <w:rPr>
+          <w:b/>
           <w:i/>
         </w:rPr>
         <w:t xml:space="preserve">Leptoporus mollis </w:t>
@@ -199,6 +210,28 @@
         <w:rPr>
           <w:b/>
         </w:rPr>
+        <w:t xml:space="preserve">Skinnlav </w:t>
+      </w:r>
+      <w:r>
+        <w:t>förekommer på diverse lövträd, främst på gammal asp och sälg. Den påträffas främst i områden med lång kontinuitet av grova lövträd och signalerar skogsmark med höga naturvärden. På lokalerna förekommer som regel ett flertal andra ovanliga eller rödlistade lavar. I likhet med gelélavarna, etablerar sig skinnlaven i skogsmark på grova aspar i sena lövsuccessioner (Nitare &amp; Skogsstyrelsen, 2019).</w:t>
+      </w:r>
+    </w:p>
+    <w:p>
+      <w:r>
+        <w:rPr>
+          <w:b/>
+        </w:rPr>
+        <w:t>Sprickporing (VU)</w:t>
+      </w:r>
+      <w:r>
+        <w:t>, rödlistad som sårbar, är en sällsynt art som växer på senvuxen gran i lågproduktiva miljöer, ett substrat som nybildas i mycket liten skala i modern produktionsskog. Arten bedöms ha minskat kraftigt, med mer än 30 % över de senaste 20 åren, huvudsakligen på grund av slutavverkningar. I bestånd där arten förekommer måste skogsbruk undvikas. Fler av artens lokaler bör skyddas (SLU Artdatabanken, 2024).</w:t>
+      </w:r>
+    </w:p>
+    <w:p>
+      <w:r>
+        <w:rPr>
+          <w:b/>
+        </w:rPr>
         <w:t>Stjärntagging (NT)</w:t>
       </w:r>
       <w:r>
@@ -274,6 +307,53 @@
       </w:r>
       <w:r>
         <w:t xml:space="preserve"> växer på gammal, torr, exponerad, hård kärnved av framförallt tall i naturskogsartade bestånd. Avverkning av tallskog av naturskogskaraktär med spår av återkommande bränder är ett hot. Mängden lämplig ved att växa på för vedskivlav minskar, dels på grund av naturlig nedbrytning men framförallt på grund av att de förstörs i samband med slutavverkningar, gallringar och markberedning. Tall- och blandbarrskogar av naturskogskaraktär med spår av återkommande bränder bör skyddas (SLU Artdatabanken, 2024).</w:t>
+      </w:r>
+    </w:p>
+    <w:p>
+      <w:r>
+        <w:rPr>
+          <w:b/>
+        </w:rPr>
+        <w:t>Violmussling (NT)</w:t>
+      </w:r>
+      <w:r>
+        <w:t xml:space="preserve"> växer på döda, oftast omkullfallna stammar av gran eller tall. De flesta fynden har gjorts i gammal, orörd skog och arten är en mycket god indikator på förekomst av lång skoglig kontinuitet. Platser som hyser stora bestånd av violmussling bör i första hand skyddas och undantas från skogsbruk. Flera sällsynta och mycket sällsynta tickor och skalbaggar är mer eller mindre starkt associerade med violtickor </w:t>
+      </w:r>
+      <w:r>
+        <w:rPr>
+          <w:i/>
+        </w:rPr>
+        <w:t>Trichaptum spp.</w:t>
+      </w:r>
+      <w:r>
+        <w:t xml:space="preserve"> och död ved som först rötats av någon </w:t>
+      </w:r>
+      <w:r>
+        <w:rPr>
+          <w:i/>
+        </w:rPr>
+        <w:t>Trichaptum-art</w:t>
+      </w:r>
+      <w:r>
+        <w:t>. Bland dessa kan nämnas brunkantad brunbagge</w:t>
+      </w:r>
+      <w:r>
+        <w:rPr>
+          <w:i/>
+        </w:rPr>
+        <w:t xml:space="preserve"> </w:t>
+      </w:r>
+      <w:r>
+        <w:t>(RE), gul mjukporing (CR), lämmelporing (EN), parasitporing (VU), gropig brunbagge (NT), gulbandad brunbagge</w:t>
+      </w:r>
+      <w:r>
+        <w:rPr>
+          <w:i/>
+        </w:rPr>
+        <w:t xml:space="preserve"> </w:t>
+      </w:r>
+      <w:r>
+        <w:t>(NT) och kilporing (NT) (SLU Artdatabanken, 2024; Nitare &amp; Skogsstyrelsen, 2019).</w:t>
       </w:r>
     </w:p>
     <w:p>
@@ -297,7 +377,7 @@
     </w:p>
     <w:p>
       <w:r>
-        <w:t>Följande fridlysta arter har sina livsmiljöer och växtplatser i den avverkningsanmälda skogen: svartvit flugsnappare (NT, §4), tretåig hackspett (NT, §4), spindelblomster (S, §8), kungsfågel (§4) och revlummer (§9).</w:t>
+        <w:t>Följande fridlysta arter har sina livsmiljöer och växtplatser i den avverkningsanmälda skogen: järpe (NT, §4), svartvit flugsnappare (NT, §4), tretåig hackspett (NT, §4), lappranunkel (S, §7), spindelblomster (S, §8), kungsfågel (§4) och revlummer (§9).</w:t>
       </w:r>
     </w:p>
     <w:p>
@@ -312,6 +392,28 @@
       </w:r>
       <w:r>
         <w:t>(artikel 1). Vidare att de åtgärder som vidtas inte får leda till en försämring av den nuvarande situationen beträffande bevarandet av de fågelarter som avses i artikel 1 (artikel 13). Fågeldirektivet är styrande för tillsynsansvariga myndigheters ärendehantering, ställningstaganden och beslutsfattande.</w:t>
+      </w:r>
+    </w:p>
+    <w:p>
+      <w:r>
+        <w:rPr>
+          <w:b/>
+        </w:rPr>
+        <w:t>Järpe (NT, §4)</w:t>
+      </w:r>
+      <w:r>
+        <w:t>, rödlistad som nära hotad och prioriterad art i Skogsvårdslagen har häckningsrevir i avverkningsanmälan. Arten har minskat med 25 (10–40) % under de senaste 12 åren och är mycket stationär inom sitt revir som är minst 25 hektar stort. Dess livsmiljöer utgörs av tät barrskog med inblandning av lövträd och en väl utvecklad flerskiktad struktur med bärris och yngre eller undertryckta, täta granar i ett lägre skikt, ofta utmed bäckar och åar inne i den skyddande granskogen. Järpen överlever inte om dess livsmiljö kalavverkas och är även känslig för röjning, gallring och avverkning där unga granar och lövträd inte sparas i tillräcklig omfattning (SLU Artdatabanken, 2022).</w:t>
+      </w:r>
+    </w:p>
+    <w:p>
+      <w:r>
+        <w:rPr>
+          <w:b/>
+        </w:rPr>
+        <w:t>Lappranunkel (§7)</w:t>
+      </w:r>
+      <w:r>
+        <w:t xml:space="preserve"> omfattas av EU:s art- och habitatdirektiv och är fridlyst enligt 7 § artskyddsförordningen vilket innebär att artens livsmiljöer inte får förstöras. Den är knuten till granskogsmiljöer med ytligt liggande markvatten och konstant hög luftfuktighet. Arten är känslig för kalavverkning och markskador men kan kortvarigt står kvar en tid i fuktsvackor efter en avverkning. Lokaler med lappranunkel får inte avverkas (Nitare &amp; Skogsstyrelsen, 2019; SLU Artdatabanken, 2024).</w:t>
       </w:r>
     </w:p>
     <w:p>
@@ -354,6 +456,114 @@
         <w:t>BILAGA 1 –</w:t>
         <w:br/>
         <w:t>Fridlysta och rödlistade arter</w:t>
+      </w:r>
+    </w:p>
+    <w:p>
+      <w:pPr>
+        <w:pStyle w:val="Heading1"/>
+      </w:pPr>
+      <w:r>
+        <w:t>Järpe – ekologi samt krav på livsmiljön</w:t>
+      </w:r>
+    </w:p>
+    <w:p>
+      <w:r>
+        <w:t>Järpe är rödlistad som nära hotad (NT), fridlyst enligt 4§ Artskyddsförordningen och prioriterad art i Skogsvårdslagen. Järpen, som minskat med 25 (10–40) % under de senaste 12 åren, har sina livsmiljöer i tät barrskog med inblandning av lövträd och en väl utvecklad flerskiktad struktur med bärris och yngre eller undertryckta, täta granar i ett lägre skikt, ofta utmed bäckar och åar inne i den skyddande granskogen.</w:t>
+      </w:r>
+    </w:p>
+    <w:p>
+      <w:r>
+        <w:t>Arten behöver lämpliga skogsbestånd om sammanlagt minst 25 hektar. Den är mycket stationär inom sitt revir och när ett par etablerat sig stannar de så länge miljön är intakt. Den undviker öppen mark och förﬂyttar sig sällan över större öppna myrar eller åkermark, och är därför känslig för fragmentering. Järpen överlever inte om dess livsmiljö kalavverkas och är även känslig för röjning, gallring och avverkning där unga granar och lövträd inte sparas i tillräcklig omfattning (SLU Artdatabanken, 2022).</w:t>
+      </w:r>
+    </w:p>
+    <w:p>
+      <w:pPr>
+        <w:pStyle w:val="Heading2"/>
+      </w:pPr>
+      <w:r>
+        <w:t>Referenser – järpe</w:t>
+      </w:r>
+    </w:p>
+    <w:p>
+      <w:r>
+        <w:t xml:space="preserve">SLU Artdatabanken, 2022. </w:t>
+      </w:r>
+      <w:r>
+        <w:rPr>
+          <w:i/>
+        </w:rPr>
+        <w:t xml:space="preserve">Artfaktablad. Naturvård – artfakta. </w:t>
+      </w:r>
+      <w:r>
+        <w:t>SLU Artdatabanken, Uppsala</w:t>
+      </w:r>
+    </w:p>
+    <w:p>
+      <w:pPr>
+        <w:pStyle w:val="Heading1"/>
+      </w:pPr>
+      <w:r>
+        <w:t>Lappranunkel – ekologi samt krav på livsmiljön</w:t>
+      </w:r>
+    </w:p>
+    <w:p>
+      <w:r>
+        <w:t>Lappranunkel (§7) omfattas av EU:s art- och habitatdirektiv och fridlyst enligt 7 § artskyddsförordningen vilket innebär att artens livsmiljöer inte får förstöras.</w:t>
+      </w:r>
+    </w:p>
+    <w:p>
+      <w:pPr>
+        <w:pStyle w:val="ListBullet"/>
+      </w:pPr>
+      <w:r>
+        <w:t xml:space="preserve">7 § </w:t>
+      </w:r>
+      <w:r>
+        <w:rPr>
+          <w:i/>
+        </w:rPr>
+        <w:t>I fråga om sådana växtarter som i bilaga 1 till denna förordning har markerats med N är det förbjudet att avsiktligt plocka, samla in, skära av, dra upp med rötterna eller förstöra växter i deras naturliga utbredningsområde i naturen. Förbudet gäller alla stadier i växternas biologiska cykel.</w:t>
+      </w:r>
+    </w:p>
+    <w:p>
+      <w:r>
+        <w:t>Lappranunkel är knuten till granskogsmiljöer med ytligt liggande markvatten och konstant hög luftfuktighet. Arten är känslig för kalavverkning och markskador men kan kortvarigt står kvar en tid i fuktsvackor efter en avverkning. Dikade lokaler bör restaureras hydrologiskt. Lokaler med lappranunkel får inte avverkas (Nitare, 2019; SLU Artdatabanken, 2024).</w:t>
+      </w:r>
+    </w:p>
+    <w:p>
+      <w:pPr>
+        <w:pStyle w:val="Heading2"/>
+      </w:pPr>
+      <w:r>
+        <w:t>Referenser – lappranunkel</w:t>
+      </w:r>
+    </w:p>
+    <w:p>
+      <w:r>
+        <w:t xml:space="preserve">Nitare, J., 2019. </w:t>
+      </w:r>
+      <w:r>
+        <w:rPr>
+          <w:i/>
+        </w:rPr>
+        <w:t xml:space="preserve">Skyddsvärd skog – Naturvårdsarter och andra kriterier för naturvärdesbedömning. </w:t>
+      </w:r>
+      <w:r>
+        <w:t>Skogsstyrelsen.</w:t>
+      </w:r>
+    </w:p>
+    <w:p>
+      <w:r>
+        <w:t xml:space="preserve">SLU Artdatabanken, 2024. </w:t>
+      </w:r>
+      <w:r>
+        <w:rPr>
+          <w:i/>
+        </w:rPr>
+        <w:t xml:space="preserve">Artfaktablad. Naturvård – artfakta. </w:t>
+      </w:r>
+      <w:r>
+        <w:t>SLU Artdatabanken, Uppsala</w:t>
       </w:r>
     </w:p>
     <w:p>
@@ -728,7 +938,7 @@
     <w:r>
       <w:tab/>
       <w:tab/>
-      <w:t>2025-06-22</w:t>
+      <w:t>2025-06-23</w:t>
       <w:br/>
       <w:br/>
     </w:r>

--- a/tillsyn/A 22516-2025 tillsynsbegäran.docx
+++ b/tillsyn/A 22516-2025 tillsynsbegäran.docx
@@ -938,7 +938,7 @@
     <w:r>
       <w:tab/>
       <w:tab/>
-      <w:t>2025-06-23</w:t>
+      <w:t>2025-06-24</w:t>
       <w:br/>
       <w:br/>
     </w:r>

--- a/tillsyn/A 22516-2025 tillsynsbegäran.docx
+++ b/tillsyn/A 22516-2025 tillsynsbegäran.docx
@@ -938,7 +938,7 @@
     <w:r>
       <w:tab/>
       <w:tab/>
-      <w:t>2025-06-24</w:t>
+      <w:t>2025-06-25</w:t>
       <w:br/>
       <w:br/>
     </w:r>

--- a/tillsyn/A 22516-2025 tillsynsbegäran.docx
+++ b/tillsyn/A 22516-2025 tillsynsbegäran.docx
@@ -938,7 +938,7 @@
     <w:r>
       <w:tab/>
       <w:tab/>
-      <w:t>2025-06-25</w:t>
+      <w:t>2025-06-26</w:t>
       <w:br/>
       <w:br/>
     </w:r>

--- a/tillsyn/A 22516-2025 tillsynsbegäran.docx
+++ b/tillsyn/A 22516-2025 tillsynsbegäran.docx
@@ -938,7 +938,7 @@
     <w:r>
       <w:tab/>
       <w:tab/>
-      <w:t>2025-06-26</w:t>
+      <w:t>2025-06-27</w:t>
       <w:br/>
       <w:br/>
     </w:r>

--- a/tillsyn/A 22516-2025 tillsynsbegäran.docx
+++ b/tillsyn/A 22516-2025 tillsynsbegäran.docx
@@ -938,7 +938,7 @@
     <w:r>
       <w:tab/>
       <w:tab/>
-      <w:t>2025-06-27</w:t>
+      <w:t>2025-06-28</w:t>
       <w:br/>
       <w:br/>
     </w:r>

--- a/tillsyn/A 22516-2025 tillsynsbegäran.docx
+++ b/tillsyn/A 22516-2025 tillsynsbegäran.docx
@@ -938,7 +938,7 @@
     <w:r>
       <w:tab/>
       <w:tab/>
-      <w:t>2025-06-28</w:t>
+      <w:t>2025-06-29</w:t>
       <w:br/>
       <w:br/>
     </w:r>

--- a/tillsyn/A 22516-2025 tillsynsbegäran.docx
+++ b/tillsyn/A 22516-2025 tillsynsbegäran.docx
@@ -938,7 +938,7 @@
     <w:r>
       <w:tab/>
       <w:tab/>
-      <w:t>2025-06-29</w:t>
+      <w:t>2025-06-30</w:t>
       <w:br/>
       <w:br/>
     </w:r>

--- a/tillsyn/A 22516-2025 tillsynsbegäran.docx
+++ b/tillsyn/A 22516-2025 tillsynsbegäran.docx
@@ -938,7 +938,7 @@
     <w:r>
       <w:tab/>
       <w:tab/>
-      <w:t>2025-06-30</w:t>
+      <w:t>2025-07-01</w:t>
       <w:br/>
       <w:br/>
     </w:r>

--- a/tillsyn/A 22516-2025 tillsynsbegäran.docx
+++ b/tillsyn/A 22516-2025 tillsynsbegäran.docx
@@ -938,7 +938,7 @@
     <w:r>
       <w:tab/>
       <w:tab/>
-      <w:t>2025-07-01</w:t>
+      <w:t>2025-07-02</w:t>
       <w:br/>
       <w:br/>
     </w:r>

--- a/tillsyn/A 22516-2025 tillsynsbegäran.docx
+++ b/tillsyn/A 22516-2025 tillsynsbegäran.docx
@@ -938,7 +938,7 @@
     <w:r>
       <w:tab/>
       <w:tab/>
-      <w:t>2025-07-02</w:t>
+      <w:t>2025-07-03</w:t>
       <w:br/>
       <w:br/>
     </w:r>

--- a/tillsyn/A 22516-2025 tillsynsbegäran.docx
+++ b/tillsyn/A 22516-2025 tillsynsbegäran.docx
@@ -938,7 +938,7 @@
     <w:r>
       <w:tab/>
       <w:tab/>
-      <w:t>2025-07-03</w:t>
+      <w:t>2025-07-04</w:t>
       <w:br/>
       <w:br/>
     </w:r>

--- a/tillsyn/A 22516-2025 tillsynsbegäran.docx
+++ b/tillsyn/A 22516-2025 tillsynsbegäran.docx
@@ -938,7 +938,7 @@
     <w:r>
       <w:tab/>
       <w:tab/>
-      <w:t>2025-07-04</w:t>
+      <w:t>2025-07-05</w:t>
       <w:br/>
       <w:br/>
     </w:r>

--- a/tillsyn/A 22516-2025 tillsynsbegäran.docx
+++ b/tillsyn/A 22516-2025 tillsynsbegäran.docx
@@ -938,7 +938,7 @@
     <w:r>
       <w:tab/>
       <w:tab/>
-      <w:t>2025-07-05</w:t>
+      <w:t>2025-07-06</w:t>
       <w:br/>
       <w:br/>
     </w:r>

--- a/tillsyn/A 22516-2025 tillsynsbegäran.docx
+++ b/tillsyn/A 22516-2025 tillsynsbegäran.docx
@@ -938,7 +938,7 @@
     <w:r>
       <w:tab/>
       <w:tab/>
-      <w:t>2025-07-06</w:t>
+      <w:t>2025-07-07</w:t>
       <w:br/>
       <w:br/>
     </w:r>

--- a/tillsyn/A 22516-2025 tillsynsbegäran.docx
+++ b/tillsyn/A 22516-2025 tillsynsbegäran.docx
@@ -938,7 +938,7 @@
     <w:r>
       <w:tab/>
       <w:tab/>
-      <w:t>2025-07-07</w:t>
+      <w:t>2025-07-08</w:t>
       <w:br/>
       <w:br/>
     </w:r>

--- a/tillsyn/A 22516-2025 tillsynsbegäran.docx
+++ b/tillsyn/A 22516-2025 tillsynsbegäran.docx
@@ -180,7 +180,25 @@
         <w:t>Lunglav (NT)</w:t>
       </w:r>
       <w:r>
-        <w:t xml:space="preserve"> är en av vårt lands främsta signalarter som överallt indikerar gamla lövträd, skogsbestånd med höga naturvärden och ekosystem med lång skoglig kontinuitet. Lokalt kan förekomsten vara mycket riklig men den hittas nästan enbart i gamla och ej slutavverkade skogar. Artens samtliga förekomster bör uppmärksammas från naturvårdssynpunkt, då många lokaler även hyser andra ovanliga och rödlistade arter. Rikliga förekomster bör skyddas med biotopskydd, frivilliga avsättningar eller reservat (SLU Artdatabanken, 2024; Nitare &amp; Skogsstyrelsen, 2019).</w:t>
+        <w:t xml:space="preserve"> är en av vårt lands främsta signalarter som överallt indikerar gamla lövträd, skogsbestånd med höga naturvärden och ekosystem med lång skoglig kontinuitet. Lokalt kan förekomsten vara mycket riklig men den hittas nästan enbart i gamla och ej slutavverkade skogar. Artens samtliga förekomster bör uppmärksammas från naturvårdssynpunkt, då många lokaler även hyser andra ovanliga och rödlistade arter. Rikliga förekomster bör skyddas med biotopskydd, frivilliga avsättningar eller reservat. Det finns ett antal sällsynta lavparasiter som växer på lunglav: lunglavsknapp (VU), skrovelmössing (DD), lunglavshårprick (DD), </w:t>
+      </w:r>
+      <w:r>
+        <w:rPr>
+          <w:i/>
+        </w:rPr>
+        <w:t>Calycina alstrupii</w:t>
+      </w:r>
+      <w:r>
+        <w:t xml:space="preserve"> (NA) och </w:t>
+      </w:r>
+      <w:r>
+        <w:rPr>
+          <w:i/>
+        </w:rPr>
+        <w:t>Chalara lobariae</w:t>
+      </w:r>
+      <w:r>
+        <w:t xml:space="preserve"> (NA) (SLU Artdatabanken, 2025; SLU Artdatabanken, 2024; Nitare &amp; Skogsstyrelsen, 2019).</w:t>
       </w:r>
     </w:p>
     <w:p>
@@ -590,7 +608,7 @@
         <w:t>Plectocarpon lichenum</w:t>
       </w:r>
       <w:r>
-        <w:t xml:space="preserve"> (VU). Det finns ytterligare två rödlistade parasiter vilka bara förekommer på lunglav, Skrovelmössing </w:t>
+        <w:t xml:space="preserve"> (VU). Det finns ytterligare ett antal parasiter vilka bara förekommer på lunglav: Skrovelmössing </w:t>
       </w:r>
       <w:r>
         <w:rPr>
@@ -608,7 +626,25 @@
         <w:t>Niesslia lobariae</w:t>
       </w:r>
       <w:r>
-        <w:t xml:space="preserve"> (rödlistad som Kunskapsbrist DD). Skrovelmössing (DD) har små svarta apothecier och bruna, 1-septerade sporer och Lunglavshårprick (DD) har brunhåriga perithecier och färglösa, 1-septerade sporer (SLU Artdatabanken, 2024; Nitare &amp; Skogsstyrelsen, 2019).</w:t>
+        <w:t xml:space="preserve"> (rödlistad som Kunskapsbrist DD). Skrovelmössing (DD) har små svarta apothecier och bruna, 1-septerade sporer och Lunglavshårprick (DD) har brunhåriga perithecier och färglösa, 1-septerade sporer. Nyligen har ytterligare två lavparasiter påträffats i Sverige som växer på lunglav: </w:t>
+      </w:r>
+      <w:r>
+        <w:rPr>
+          <w:i/>
+        </w:rPr>
+        <w:t>Calycina alstrupii</w:t>
+      </w:r>
+      <w:r>
+        <w:t xml:space="preserve"> (NA) och </w:t>
+      </w:r>
+      <w:r>
+        <w:rPr>
+          <w:i/>
+        </w:rPr>
+        <w:t>Chalara lobariae</w:t>
+      </w:r>
+      <w:r>
+        <w:t xml:space="preserve"> (NA) (SLU Artdatabanken, 2025; SLU Artdatabanken, 2024; Nitare &amp; Skogsstyrelsen, 2019).</w:t>
       </w:r>
     </w:p>
     <w:p>
@@ -645,6 +681,20 @@
       </w:r>
       <w:r>
         <w:t>SLU Artdatabanken, Uppsala.</w:t>
+      </w:r>
+    </w:p>
+    <w:p>
+      <w:r>
+        <w:t xml:space="preserve">SLU Artdatabanken, 2025. </w:t>
+      </w:r>
+      <w:r>
+        <w:rPr>
+          <w:i/>
+        </w:rPr>
+        <w:t xml:space="preserve">Över 20 nya lavparasiter för Sverige. </w:t>
+      </w:r>
+      <w:r>
+        <w:t>https://www.slu.se/artdatabanken/arter-och-natur/artiklar/over-20-nya-lavparasiter-for-sverige/</w:t>
       </w:r>
     </w:p>
     <w:p>
@@ -938,7 +988,7 @@
     <w:r>
       <w:tab/>
       <w:tab/>
-      <w:t>2025-07-08</w:t>
+      <w:t>2025-07-09</w:t>
       <w:br/>
       <w:br/>
     </w:r>

--- a/tillsyn/A 22516-2025 tillsynsbegäran.docx
+++ b/tillsyn/A 22516-2025 tillsynsbegäran.docx
@@ -988,7 +988,7 @@
     <w:r>
       <w:tab/>
       <w:tab/>
-      <w:t>2025-07-09</w:t>
+      <w:t>2025-07-11</w:t>
       <w:br/>
       <w:br/>
     </w:r>

--- a/tillsyn/A 22516-2025 tillsynsbegäran.docx
+++ b/tillsyn/A 22516-2025 tillsynsbegäran.docx
@@ -988,7 +988,7 @@
     <w:r>
       <w:tab/>
       <w:tab/>
-      <w:t>2025-07-11</w:t>
+      <w:t>2025-07-12</w:t>
       <w:br/>
       <w:br/>
     </w:r>

--- a/tillsyn/A 22516-2025 tillsynsbegäran.docx
+++ b/tillsyn/A 22516-2025 tillsynsbegäran.docx
@@ -988,7 +988,7 @@
     <w:r>
       <w:tab/>
       <w:tab/>
-      <w:t>2025-07-12</w:t>
+      <w:t>2025-07-13</w:t>
       <w:br/>
       <w:br/>
     </w:r>

--- a/tillsyn/A 22516-2025 tillsynsbegäran.docx
+++ b/tillsyn/A 22516-2025 tillsynsbegäran.docx
@@ -988,7 +988,7 @@
     <w:r>
       <w:tab/>
       <w:tab/>
-      <w:t>2025-07-13</w:t>
+      <w:t>2025-07-14</w:t>
       <w:br/>
       <w:br/>
     </w:r>

--- a/tillsyn/A 22516-2025 tillsynsbegäran.docx
+++ b/tillsyn/A 22516-2025 tillsynsbegäran.docx
@@ -988,7 +988,7 @@
     <w:r>
       <w:tab/>
       <w:tab/>
-      <w:t>2025-08-06</w:t>
+      <w:t>2025-08-09</w:t>
       <w:br/>
       <w:br/>
     </w:r>

--- a/tillsyn/A 22516-2025 tillsynsbegäran.docx
+++ b/tillsyn/A 22516-2025 tillsynsbegäran.docx
@@ -12,7 +12,7 @@
     </w:p>
     <w:p>
       <w:r>
-        <w:t>Detta dokument behandlar höga naturvärden i avverkningsanmälan A 22516-2025 i Sollefteå kommun. Denna avverkningsanmälan inkom 2025-05-09 och omfattar 26,7 ha.</w:t>
+        <w:t>Detta dokument behandlar höga naturvärden i avverkningsanmälan A 22516-2025 i Sollefteå kommun. Denna avverkningsanmälan inkom 2025-05-09 16:16:20 och omfattar 26,7 ha.</w:t>
       </w:r>
     </w:p>
     <w:p>

--- a/tillsyn/A 22516-2025 tillsynsbegäran.docx
+++ b/tillsyn/A 22516-2025 tillsynsbegäran.docx
@@ -988,7 +988,7 @@
     <w:r>
       <w:tab/>
       <w:tab/>
-      <w:t>2025-08-09</w:t>
+      <w:t>2025-08-10</w:t>
       <w:br/>
       <w:br/>
     </w:r>

--- a/tillsyn/A 22516-2025 tillsynsbegäran.docx
+++ b/tillsyn/A 22516-2025 tillsynsbegäran.docx
@@ -988,7 +988,7 @@
     <w:r>
       <w:tab/>
       <w:tab/>
-      <w:t>2025-08-10</w:t>
+      <w:t>2025-08-11</w:t>
       <w:br/>
       <w:br/>
     </w:r>

--- a/tillsyn/A 22516-2025 tillsynsbegäran.docx
+++ b/tillsyn/A 22516-2025 tillsynsbegäran.docx
@@ -988,7 +988,7 @@
     <w:r>
       <w:tab/>
       <w:tab/>
-      <w:t>2025-08-11</w:t>
+      <w:t>2025-08-12</w:t>
       <w:br/>
       <w:br/>
     </w:r>

--- a/tillsyn/A 22516-2025 tillsynsbegäran.docx
+++ b/tillsyn/A 22516-2025 tillsynsbegäran.docx
@@ -988,7 +988,7 @@
     <w:r>
       <w:tab/>
       <w:tab/>
-      <w:t>2025-08-12</w:t>
+      <w:t>2025-08-13</w:t>
       <w:br/>
       <w:br/>
     </w:r>

--- a/tillsyn/A 22516-2025 tillsynsbegäran.docx
+++ b/tillsyn/A 22516-2025 tillsynsbegäran.docx
@@ -988,7 +988,7 @@
     <w:r>
       <w:tab/>
       <w:tab/>
-      <w:t>2025-08-13</w:t>
+      <w:t>2025-08-14</w:t>
       <w:br/>
       <w:br/>
     </w:r>

--- a/tillsyn/A 22516-2025 tillsynsbegäran.docx
+++ b/tillsyn/A 22516-2025 tillsynsbegäran.docx
@@ -988,7 +988,7 @@
     <w:r>
       <w:tab/>
       <w:tab/>
-      <w:t>2025-08-14</w:t>
+      <w:t>2025-08-15</w:t>
       <w:br/>
       <w:br/>
     </w:r>

--- a/tillsyn/A 22516-2025 tillsynsbegäran.docx
+++ b/tillsyn/A 22516-2025 tillsynsbegäran.docx
@@ -988,7 +988,7 @@
     <w:r>
       <w:tab/>
       <w:tab/>
-      <w:t>2025-08-15</w:t>
+      <w:t>2025-08-16</w:t>
       <w:br/>
       <w:br/>
     </w:r>

--- a/tillsyn/A 22516-2025 tillsynsbegäran.docx
+++ b/tillsyn/A 22516-2025 tillsynsbegäran.docx
@@ -988,7 +988,7 @@
     <w:r>
       <w:tab/>
       <w:tab/>
-      <w:t>2025-08-16</w:t>
+      <w:t>2025-08-17</w:t>
       <w:br/>
       <w:br/>
     </w:r>

--- a/tillsyn/A 22516-2025 tillsynsbegäran.docx
+++ b/tillsyn/A 22516-2025 tillsynsbegäran.docx
@@ -988,7 +988,7 @@
     <w:r>
       <w:tab/>
       <w:tab/>
-      <w:t>2025-08-17</w:t>
+      <w:t>2025-08-18</w:t>
       <w:br/>
       <w:br/>
     </w:r>

--- a/tillsyn/A 22516-2025 tillsynsbegäran.docx
+++ b/tillsyn/A 22516-2025 tillsynsbegäran.docx
@@ -988,7 +988,7 @@
     <w:r>
       <w:tab/>
       <w:tab/>
-      <w:t>2025-08-18</w:t>
+      <w:t>2025-08-19</w:t>
       <w:br/>
       <w:br/>
     </w:r>

--- a/tillsyn/A 22516-2025 tillsynsbegäran.docx
+++ b/tillsyn/A 22516-2025 tillsynsbegäran.docx
@@ -988,7 +988,7 @@
     <w:r>
       <w:tab/>
       <w:tab/>
-      <w:t>2025-08-19</w:t>
+      <w:t>2025-08-20</w:t>
       <w:br/>
       <w:br/>
     </w:r>

--- a/tillsyn/A 22516-2025 tillsynsbegäran.docx
+++ b/tillsyn/A 22516-2025 tillsynsbegäran.docx
@@ -988,7 +988,7 @@
     <w:r>
       <w:tab/>
       <w:tab/>
-      <w:t>2025-08-20</w:t>
+      <w:t>2025-08-21</w:t>
       <w:br/>
       <w:br/>
     </w:r>

--- a/tillsyn/A 22516-2025 tillsynsbegäran.docx
+++ b/tillsyn/A 22516-2025 tillsynsbegäran.docx
@@ -988,7 +988,7 @@
     <w:r>
       <w:tab/>
       <w:tab/>
-      <w:t>2025-08-21</w:t>
+      <w:t>2025-08-22</w:t>
       <w:br/>
       <w:br/>
     </w:r>

--- a/tillsyn/A 22516-2025 tillsynsbegäran.docx
+++ b/tillsyn/A 22516-2025 tillsynsbegäran.docx
@@ -988,7 +988,7 @@
     <w:r>
       <w:tab/>
       <w:tab/>
-      <w:t>2025-08-22</w:t>
+      <w:t>2025-08-23</w:t>
       <w:br/>
       <w:br/>
     </w:r>

--- a/tillsyn/A 22516-2025 tillsynsbegäran.docx
+++ b/tillsyn/A 22516-2025 tillsynsbegäran.docx
@@ -988,7 +988,7 @@
     <w:r>
       <w:tab/>
       <w:tab/>
-      <w:t>2025-08-23</w:t>
+      <w:t>2025-08-24</w:t>
       <w:br/>
       <w:br/>
     </w:r>

--- a/tillsyn/A 22516-2025 tillsynsbegäran.docx
+++ b/tillsyn/A 22516-2025 tillsynsbegäran.docx
@@ -988,7 +988,7 @@
     <w:r>
       <w:tab/>
       <w:tab/>
-      <w:t>2025-08-24</w:t>
+      <w:t>2025-08-25</w:t>
       <w:br/>
       <w:br/>
     </w:r>

--- a/tillsyn/A 22516-2025 tillsynsbegäran.docx
+++ b/tillsyn/A 22516-2025 tillsynsbegäran.docx
@@ -988,7 +988,7 @@
     <w:r>
       <w:tab/>
       <w:tab/>
-      <w:t>2025-08-25</w:t>
+      <w:t>2025-08-26</w:t>
       <w:br/>
       <w:br/>
     </w:r>

--- a/tillsyn/A 22516-2025 tillsynsbegäran.docx
+++ b/tillsyn/A 22516-2025 tillsynsbegäran.docx
@@ -988,7 +988,7 @@
     <w:r>
       <w:tab/>
       <w:tab/>
-      <w:t>2025-08-26</w:t>
+      <w:t>2025-08-30</w:t>
       <w:br/>
       <w:br/>
     </w:r>

--- a/tillsyn/A 22516-2025 tillsynsbegäran.docx
+++ b/tillsyn/A 22516-2025 tillsynsbegäran.docx
@@ -988,7 +988,7 @@
     <w:r>
       <w:tab/>
       <w:tab/>
-      <w:t>2025-08-30</w:t>
+      <w:t>2025-08-31</w:t>
       <w:br/>
       <w:br/>
     </w:r>

--- a/tillsyn/A 22516-2025 tillsynsbegäran.docx
+++ b/tillsyn/A 22516-2025 tillsynsbegäran.docx
@@ -988,7 +988,7 @@
     <w:r>
       <w:tab/>
       <w:tab/>
-      <w:t>2025-08-31</w:t>
+      <w:t>2025-09-01</w:t>
       <w:br/>
       <w:br/>
     </w:r>

--- a/tillsyn/A 22516-2025 tillsynsbegäran.docx
+++ b/tillsyn/A 22516-2025 tillsynsbegäran.docx
@@ -988,7 +988,7 @@
     <w:r>
       <w:tab/>
       <w:tab/>
-      <w:t>2025-09-01</w:t>
+      <w:t>2025-09-04</w:t>
       <w:br/>
       <w:br/>
     </w:r>

--- a/tillsyn/A 22516-2025 tillsynsbegäran.docx
+++ b/tillsyn/A 22516-2025 tillsynsbegäran.docx
@@ -988,7 +988,7 @@
     <w:r>
       <w:tab/>
       <w:tab/>
-      <w:t>2025-09-04</w:t>
+      <w:t>2025-09-05</w:t>
       <w:br/>
       <w:br/>
     </w:r>

--- a/tillsyn/A 22516-2025 tillsynsbegäran.docx
+++ b/tillsyn/A 22516-2025 tillsynsbegäran.docx
@@ -988,7 +988,7 @@
     <w:r>
       <w:tab/>
       <w:tab/>
-      <w:t>2025-09-05</w:t>
+      <w:t>2025-09-07</w:t>
       <w:br/>
       <w:br/>
     </w:r>

--- a/tillsyn/A 22516-2025 tillsynsbegäran.docx
+++ b/tillsyn/A 22516-2025 tillsynsbegäran.docx
@@ -988,7 +988,7 @@
     <w:r>
       <w:tab/>
       <w:tab/>
-      <w:t>2025-09-07</w:t>
+      <w:t>2025-09-08</w:t>
       <w:br/>
       <w:br/>
     </w:r>

--- a/tillsyn/A 22516-2025 tillsynsbegäran.docx
+++ b/tillsyn/A 22516-2025 tillsynsbegäran.docx
@@ -988,7 +988,7 @@
     <w:r>
       <w:tab/>
       <w:tab/>
-      <w:t>2025-09-08</w:t>
+      <w:t>2025-09-10</w:t>
       <w:br/>
       <w:br/>
     </w:r>

--- a/tillsyn/A 22516-2025 tillsynsbegäran.docx
+++ b/tillsyn/A 22516-2025 tillsynsbegäran.docx
@@ -988,7 +988,7 @@
     <w:r>
       <w:tab/>
       <w:tab/>
-      <w:t>2025-09-10</w:t>
+      <w:t>2025-09-11</w:t>
       <w:br/>
       <w:br/>
     </w:r>

--- a/tillsyn/A 22516-2025 tillsynsbegäran.docx
+++ b/tillsyn/A 22516-2025 tillsynsbegäran.docx
@@ -988,7 +988,7 @@
     <w:r>
       <w:tab/>
       <w:tab/>
-      <w:t>2025-09-11</w:t>
+      <w:t>2025-09-12</w:t>
       <w:br/>
       <w:br/>
     </w:r>

--- a/tillsyn/A 22516-2025 tillsynsbegäran.docx
+++ b/tillsyn/A 22516-2025 tillsynsbegäran.docx
@@ -988,7 +988,7 @@
     <w:r>
       <w:tab/>
       <w:tab/>
-      <w:t>2025-09-12</w:t>
+      <w:t>2025-09-13</w:t>
       <w:br/>
       <w:br/>
     </w:r>

--- a/tillsyn/A 22516-2025 tillsynsbegäran.docx
+++ b/tillsyn/A 22516-2025 tillsynsbegäran.docx
@@ -988,7 +988,7 @@
     <w:r>
       <w:tab/>
       <w:tab/>
-      <w:t>2025-09-13</w:t>
+      <w:t>2025-09-14</w:t>
       <w:br/>
       <w:br/>
     </w:r>

--- a/tillsyn/A 22516-2025 tillsynsbegäran.docx
+++ b/tillsyn/A 22516-2025 tillsynsbegäran.docx
@@ -988,7 +988,7 @@
     <w:r>
       <w:tab/>
       <w:tab/>
-      <w:t>2025-09-14</w:t>
+      <w:t>2025-09-15</w:t>
       <w:br/>
       <w:br/>
     </w:r>

--- a/tillsyn/A 22516-2025 tillsynsbegäran.docx
+++ b/tillsyn/A 22516-2025 tillsynsbegäran.docx
@@ -988,7 +988,7 @@
     <w:r>
       <w:tab/>
       <w:tab/>
-      <w:t>2025-09-15</w:t>
+      <w:t>2025-09-16</w:t>
       <w:br/>
       <w:br/>
     </w:r>

--- a/tillsyn/A 22516-2025 tillsynsbegäran.docx
+++ b/tillsyn/A 22516-2025 tillsynsbegäran.docx
@@ -988,7 +988,7 @@
     <w:r>
       <w:tab/>
       <w:tab/>
-      <w:t>2025-09-16</w:t>
+      <w:t>2025-09-17</w:t>
       <w:br/>
       <w:br/>
     </w:r>

--- a/tillsyn/A 22516-2025 tillsynsbegäran.docx
+++ b/tillsyn/A 22516-2025 tillsynsbegäran.docx
@@ -988,7 +988,7 @@
     <w:r>
       <w:tab/>
       <w:tab/>
-      <w:t>2025-09-17</w:t>
+      <w:t>2025-09-18</w:t>
       <w:br/>
       <w:br/>
     </w:r>

--- a/tillsyn/A 22516-2025 tillsynsbegäran.docx
+++ b/tillsyn/A 22516-2025 tillsynsbegäran.docx
@@ -988,7 +988,7 @@
     <w:r>
       <w:tab/>
       <w:tab/>
-      <w:t>2025-09-18</w:t>
+      <w:t>2025-09-22</w:t>
       <w:br/>
       <w:br/>
     </w:r>

--- a/tillsyn/A 22516-2025 tillsynsbegäran.docx
+++ b/tillsyn/A 22516-2025 tillsynsbegäran.docx
@@ -988,7 +988,7 @@
     <w:r>
       <w:tab/>
       <w:tab/>
-      <w:t>2025-09-22</w:t>
+      <w:t>2025-09-23</w:t>
       <w:br/>
       <w:br/>
     </w:r>

--- a/tillsyn/A 22516-2025 tillsynsbegäran.docx
+++ b/tillsyn/A 22516-2025 tillsynsbegäran.docx
@@ -988,7 +988,7 @@
     <w:r>
       <w:tab/>
       <w:tab/>
-      <w:t>2025-09-23</w:t>
+      <w:t>2025-09-24</w:t>
       <w:br/>
       <w:br/>
     </w:r>

--- a/tillsyn/A 22516-2025 tillsynsbegäran.docx
+++ b/tillsyn/A 22516-2025 tillsynsbegäran.docx
@@ -988,7 +988,7 @@
     <w:r>
       <w:tab/>
       <w:tab/>
-      <w:t>2025-09-24</w:t>
+      <w:t>2025-09-25</w:t>
       <w:br/>
       <w:br/>
     </w:r>

--- a/tillsyn/A 22516-2025 tillsynsbegäran.docx
+++ b/tillsyn/A 22516-2025 tillsynsbegäran.docx
@@ -988,7 +988,7 @@
     <w:r>
       <w:tab/>
       <w:tab/>
-      <w:t>2025-09-25</w:t>
+      <w:t>2025-09-26</w:t>
       <w:br/>
       <w:br/>
     </w:r>

--- a/tillsyn/A 22516-2025 tillsynsbegäran.docx
+++ b/tillsyn/A 22516-2025 tillsynsbegäran.docx
@@ -988,7 +988,7 @@
     <w:r>
       <w:tab/>
       <w:tab/>
-      <w:t>2025-09-26</w:t>
+      <w:t>2025-09-27</w:t>
       <w:br/>
       <w:br/>
     </w:r>

--- a/tillsyn/A 22516-2025 tillsynsbegäran.docx
+++ b/tillsyn/A 22516-2025 tillsynsbegäran.docx
@@ -988,7 +988,7 @@
     <w:r>
       <w:tab/>
       <w:tab/>
-      <w:t>2025-09-27</w:t>
+      <w:t>2025-09-28</w:t>
       <w:br/>
       <w:br/>
     </w:r>

--- a/tillsyn/A 22516-2025 tillsynsbegäran.docx
+++ b/tillsyn/A 22516-2025 tillsynsbegäran.docx
@@ -988,7 +988,7 @@
     <w:r>
       <w:tab/>
       <w:tab/>
-      <w:t>2025-09-28</w:t>
+      <w:t>2025-09-29</w:t>
       <w:br/>
       <w:br/>
     </w:r>

--- a/tillsyn/A 22516-2025 tillsynsbegäran.docx
+++ b/tillsyn/A 22516-2025 tillsynsbegäran.docx
@@ -988,7 +988,7 @@
     <w:r>
       <w:tab/>
       <w:tab/>
-      <w:t>2025-09-29</w:t>
+      <w:t>2025-09-30</w:t>
       <w:br/>
       <w:br/>
     </w:r>

--- a/tillsyn/A 22516-2025 tillsynsbegäran.docx
+++ b/tillsyn/A 22516-2025 tillsynsbegäran.docx
@@ -988,7 +988,7 @@
     <w:r>
       <w:tab/>
       <w:tab/>
-      <w:t>2025-09-30</w:t>
+      <w:t>2025-10-01</w:t>
       <w:br/>
       <w:br/>
     </w:r>

--- a/tillsyn/A 22516-2025 tillsynsbegäran.docx
+++ b/tillsyn/A 22516-2025 tillsynsbegäran.docx
@@ -988,7 +988,7 @@
     <w:r>
       <w:tab/>
       <w:tab/>
-      <w:t>2025-10-01</w:t>
+      <w:t>2025-10-02</w:t>
       <w:br/>
       <w:br/>
     </w:r>

--- a/tillsyn/A 22516-2025 tillsynsbegäran.docx
+++ b/tillsyn/A 22516-2025 tillsynsbegäran.docx
@@ -988,7 +988,7 @@
     <w:r>
       <w:tab/>
       <w:tab/>
-      <w:t>2025-10-02</w:t>
+      <w:t>2025-10-03</w:t>
       <w:br/>
       <w:br/>
     </w:r>

--- a/tillsyn/A 22516-2025 tillsynsbegäran.docx
+++ b/tillsyn/A 22516-2025 tillsynsbegäran.docx
@@ -988,7 +988,7 @@
     <w:r>
       <w:tab/>
       <w:tab/>
-      <w:t>2025-10-03</w:t>
+      <w:t>2025-10-04</w:t>
       <w:br/>
       <w:br/>
     </w:r>

--- a/tillsyn/A 22516-2025 tillsynsbegäran.docx
+++ b/tillsyn/A 22516-2025 tillsynsbegäran.docx
@@ -988,7 +988,7 @@
     <w:r>
       <w:tab/>
       <w:tab/>
-      <w:t>2025-10-04</w:t>
+      <w:t>2025-10-05</w:t>
       <w:br/>
       <w:br/>
     </w:r>

--- a/tillsyn/A 22516-2025 tillsynsbegäran.docx
+++ b/tillsyn/A 22516-2025 tillsynsbegäran.docx
@@ -988,7 +988,7 @@
     <w:r>
       <w:tab/>
       <w:tab/>
-      <w:t>2025-10-05</w:t>
+      <w:t>2025-10-06</w:t>
       <w:br/>
       <w:br/>
     </w:r>

--- a/tillsyn/A 22516-2025 tillsynsbegäran.docx
+++ b/tillsyn/A 22516-2025 tillsynsbegäran.docx
@@ -988,7 +988,7 @@
     <w:r>
       <w:tab/>
       <w:tab/>
-      <w:t>2025-10-06</w:t>
+      <w:t>2025-10-07</w:t>
       <w:br/>
       <w:br/>
     </w:r>

--- a/tillsyn/A 22516-2025 tillsynsbegäran.docx
+++ b/tillsyn/A 22516-2025 tillsynsbegäran.docx
@@ -988,7 +988,7 @@
     <w:r>
       <w:tab/>
       <w:tab/>
-      <w:t>2025-10-07</w:t>
+      <w:t>2025-10-08</w:t>
       <w:br/>
       <w:br/>
     </w:r>

--- a/tillsyn/A 22516-2025 tillsynsbegäran.docx
+++ b/tillsyn/A 22516-2025 tillsynsbegäran.docx
@@ -988,7 +988,7 @@
     <w:r>
       <w:tab/>
       <w:tab/>
-      <w:t>2025-10-08</w:t>
+      <w:t>2025-10-09</w:t>
       <w:br/>
       <w:br/>
     </w:r>

--- a/tillsyn/A 22516-2025 tillsynsbegäran.docx
+++ b/tillsyn/A 22516-2025 tillsynsbegäran.docx
@@ -988,7 +988,7 @@
     <w:r>
       <w:tab/>
       <w:tab/>
-      <w:t>2025-10-09</w:t>
+      <w:t>2025-10-10</w:t>
       <w:br/>
       <w:br/>
     </w:r>

--- a/tillsyn/A 22516-2025 tillsynsbegäran.docx
+++ b/tillsyn/A 22516-2025 tillsynsbegäran.docx
@@ -988,7 +988,7 @@
     <w:r>
       <w:tab/>
       <w:tab/>
-      <w:t>2025-10-10</w:t>
+      <w:t>2025-10-11</w:t>
       <w:br/>
       <w:br/>
     </w:r>

--- a/tillsyn/A 22516-2025 tillsynsbegäran.docx
+++ b/tillsyn/A 22516-2025 tillsynsbegäran.docx
@@ -988,7 +988,7 @@
     <w:r>
       <w:tab/>
       <w:tab/>
-      <w:t>2025-10-16</w:t>
+      <w:t>2025-10-17</w:t>
       <w:br/>
       <w:br/>
     </w:r>

--- a/tillsyn/A 22516-2025 tillsynsbegäran.docx
+++ b/tillsyn/A 22516-2025 tillsynsbegäran.docx
@@ -988,7 +988,7 @@
     <w:r>
       <w:tab/>
       <w:tab/>
-      <w:t>2025-10-17</w:t>
+      <w:t>2025-10-18</w:t>
       <w:br/>
       <w:br/>
     </w:r>

--- a/tillsyn/A 22516-2025 tillsynsbegäran.docx
+++ b/tillsyn/A 22516-2025 tillsynsbegäran.docx
@@ -988,7 +988,7 @@
     <w:r>
       <w:tab/>
       <w:tab/>
-      <w:t>2025-10-18</w:t>
+      <w:t>2025-10-19</w:t>
       <w:br/>
       <w:br/>
     </w:r>

--- a/tillsyn/A 22516-2025 tillsynsbegäran.docx
+++ b/tillsyn/A 22516-2025 tillsynsbegäran.docx
@@ -988,7 +988,7 @@
     <w:r>
       <w:tab/>
       <w:tab/>
-      <w:t>2025-10-19</w:t>
+      <w:t>2025-10-20</w:t>
       <w:br/>
       <w:br/>
     </w:r>

--- a/tillsyn/A 22516-2025 tillsynsbegäran.docx
+++ b/tillsyn/A 22516-2025 tillsynsbegäran.docx
@@ -988,7 +988,7 @@
     <w:r>
       <w:tab/>
       <w:tab/>
-      <w:t>2025-10-20</w:t>
+      <w:t>2025-10-21</w:t>
       <w:br/>
       <w:br/>
     </w:r>

--- a/tillsyn/A 22516-2025 tillsynsbegäran.docx
+++ b/tillsyn/A 22516-2025 tillsynsbegäran.docx
@@ -988,7 +988,7 @@
     <w:r>
       <w:tab/>
       <w:tab/>
-      <w:t>2025-10-21</w:t>
+      <w:t>2025-10-22</w:t>
       <w:br/>
       <w:br/>
     </w:r>

--- a/tillsyn/A 22516-2025 tillsynsbegäran.docx
+++ b/tillsyn/A 22516-2025 tillsynsbegäran.docx
@@ -988,7 +988,7 @@
     <w:r>
       <w:tab/>
       <w:tab/>
-      <w:t>2025-10-22</w:t>
+      <w:t>2025-10-23</w:t>
       <w:br/>
       <w:br/>
     </w:r>

--- a/tillsyn/A 22516-2025 tillsynsbegäran.docx
+++ b/tillsyn/A 22516-2025 tillsynsbegäran.docx
@@ -988,7 +988,7 @@
     <w:r>
       <w:tab/>
       <w:tab/>
-      <w:t>2025-10-23</w:t>
+      <w:t>2025-10-24</w:t>
       <w:br/>
       <w:br/>
     </w:r>
